--- a/zht/docx/020.content.docx
+++ b/zht/docx/020.content.docx
@@ -150,26 +150,6 @@
           <w:lang w:val="zh_TW" w:bidi="zh_TW"/>
         </w:rPr>
         <w:t>fen</w:t>
-      </w:r>
-      <w:r>
-        <w:rPr>
-          <w:lang w:val="zh_TW" w:bidi="zh_TW"/>
-        </w:rPr>
-      </w:r>
-    </w:p>
-    <w:p>
-      <w:pPr/>
-      <w:r>
-        <w:rPr>
-          <w:lang w:val="zh_TW" w:bidi="zh_TW"/>
-        </w:rPr>
-      </w:r>
-      <w:r>
-        <w:rPr>
-          <w:i/>
-          <w:lang w:val="zh_TW" w:bidi="zh_TW"/>
-        </w:rPr>
-        <w:t>忿怒</w:t>
       </w:r>
       <w:r>
         <w:rPr>

--- a/zht/docx/020.content.docx
+++ b/zht/docx/020.content.docx
@@ -19,7 +19,7 @@
         <w:rPr>
           <w:lang w:val="zh_TW" w:bidi="zh_TW"/>
         </w:rPr>
-        <w:t>Resource: Study Notes - Themes (Tyndale)</w:t>
+        <w:t>Resource: Tyndale Open Study Notes</w:t>
       </w:r>
       <w:r>
         <w:rPr>
@@ -112,7 +112,7 @@
         <w:rPr>
           <w:lang w:val="zh_TW" w:bidi="zh_TW"/>
         </w:rPr>
-        <w:t>Study Notes - Themes (Tyndale)</w:t>
+        <w:t>Tyndale Open Study Notes</w:t>
       </w:r>
     </w:p>
     <w:p>

--- a/zht/docx/020.content.docx
+++ b/zht/docx/020.content.docx
@@ -149,7 +149,7 @@
         <w:rPr>
           <w:lang w:val="zh_TW" w:bidi="zh_TW"/>
         </w:rPr>
-        <w:t>fen</w:t>
+        <w:t>gang</w:t>
       </w:r>
       <w:r>
         <w:rPr>
@@ -212,7 +212,7 @@
         <w:rPr>
           <w:lang w:val="zh_TW" w:bidi="zh_TW"/>
         </w:rPr>
-        <w:t>忿怒</w:t>
+        <w:t>剛硬的心</w:t>
       </w:r>
       <w:r>
         <w:rPr>
@@ -231,7 +231,7 @@
         <w:rPr>
           <w:lang w:val="zh_TW" w:bidi="zh_TW"/>
         </w:rPr>
-        <w:t>有智慧的人不輕易動怒。「不輕易發怒的，大有聰明； 性情暴躁的，大顯愚妄」（</w:t>
+        <w:t>出埃及記多次提到，耶和華使法老心裡頑梗，或「使法老的心剛硬」（</w:t>
       </w:r>
       <w:hyperlink r:id="rId13">
         <w:r>
@@ -242,15 +242,9 @@
             <w:color w:val="0000EE"/>
             <w:u w:val="single"/>
           </w:rPr>
-          <w:t>箴14:29</w:t>
+          <w:t>出4:21，</w:t>
         </w:r>
       </w:hyperlink>
-      <w:r>
-        <w:rPr>
-          <w:lang w:val="zh_TW" w:bidi="zh_TW"/>
-        </w:rPr>
-        <w:t>）。怒氣可能導致錯誤的判斷，因此智慧人行事之前會深思熟慮（</w:t>
-      </w:r>
       <w:hyperlink r:id="rId14">
         <w:r>
           <w:rPr>
@@ -260,14 +254,74 @@
             <w:color w:val="0000EE"/>
             <w:u w:val="single"/>
           </w:rPr>
-          <w:t>14:16</w:t>
+          <w:t>9:12，</w:t>
         </w:r>
       </w:hyperlink>
-      <w:r>
-        <w:rPr>
-          <w:lang w:val="zh_TW" w:bidi="zh_TW"/>
-        </w:rPr>
-        <w:t>）。</w:t>
+      <w:hyperlink r:id="rId15">
+        <w:r>
+          <w:rPr>
+            <w:lang w:val="zh_TW" w:bidi="zh_TW"/>
+          </w:rPr>
+          <w:rPr>
+            <w:color w:val="0000EE"/>
+            <w:u w:val="single"/>
+          </w:rPr>
+          <w:t>10:1、</w:t>
+        </w:r>
+      </w:hyperlink>
+      <w:hyperlink r:id="rId16">
+        <w:r>
+          <w:rPr>
+            <w:lang w:val="zh_TW" w:bidi="zh_TW"/>
+          </w:rPr>
+          <w:rPr>
+            <w:color w:val="0000EE"/>
+            <w:u w:val="single"/>
+          </w:rPr>
+          <w:t>20，</w:t>
+        </w:r>
+      </w:hyperlink>
+      <w:hyperlink r:id="rId17">
+        <w:r>
+          <w:rPr>
+            <w:lang w:val="zh_TW" w:bidi="zh_TW"/>
+          </w:rPr>
+          <w:rPr>
+            <w:color w:val="0000EE"/>
+            <w:u w:val="single"/>
+          </w:rPr>
+          <w:t>11:10，</w:t>
+        </w:r>
+      </w:hyperlink>
+      <w:hyperlink r:id="rId18">
+        <w:r>
+          <w:rPr>
+            <w:lang w:val="zh_TW" w:bidi="zh_TW"/>
+          </w:rPr>
+          <w:rPr>
+            <w:color w:val="0000EE"/>
+            <w:u w:val="single"/>
+          </w:rPr>
+          <w:t>14:4、</w:t>
+        </w:r>
+      </w:hyperlink>
+      <w:hyperlink r:id="rId19">
+        <w:r>
+          <w:rPr>
+            <w:lang w:val="zh_TW" w:bidi="zh_TW"/>
+          </w:rPr>
+          <w:rPr>
+            <w:color w:val="0000EE"/>
+            <w:u w:val="single"/>
+          </w:rPr>
+          <w:t>8</w:t>
+        </w:r>
+      </w:hyperlink>
+      <w:r>
+        <w:rPr>
+          <w:lang w:val="zh_TW" w:bidi="zh_TW"/>
+        </w:rPr>
+        <w:t>）。這些說法有時讓人難以理解：難道是神使法老犯罪嗎？</w:t>
       </w:r>
     </w:p>
     <w:p>
@@ -281,9 +335,31 @@
         <w:rPr>
           <w:lang w:val="zh_TW" w:bidi="zh_TW"/>
         </w:rPr>
-        <w:t>箴言多以負面眼光看待忿怒，但聖經中的忿怒並非全然為惡。許多詩篇提到神的忿怒（例如，</w:t>
-      </w:r>
-      <w:hyperlink r:id="rId15">
+        <w:t>我們需要考慮以下幾個重要因素：</w:t>
+      </w:r>
+    </w:p>
+    <w:p>
+      <w:pPr>
+        <w:pStyle w:val="ListNumber"/>
+        <w:numPr>
+          <w:ilvl w:val="0"/>
+          <w:numId w:val="14"/>
+        </w:numPr>
+        <w:spacing w:line="240" w:lineRule="auto"/>
+        <w:ind w:left="720"/>
+      </w:pPr>
+      <w:r>
+        <w:rPr>
+          <w:lang w:val="zh_TW" w:bidi="zh_TW"/>
+        </w:rPr>
+      </w:r>
+      <w:r>
+        <w:rPr>
+          <w:lang w:val="zh_TW" w:bidi="zh_TW"/>
+        </w:rPr>
+        <w:t>耶和華知道法老必定會硬著心（</w:t>
+      </w:r>
+      <w:hyperlink r:id="rId20">
         <w:r>
           <w:rPr>
             <w:lang w:val="zh_TW" w:bidi="zh_TW"/>
@@ -292,16 +368,34 @@
             <w:color w:val="0000EE"/>
             <w:u w:val="single"/>
           </w:rPr>
-          <w:t>詩77篇</w:t>
+          <w:t>3:19</w:t>
         </w:r>
       </w:hyperlink>
       <w:r>
         <w:rPr>
           <w:lang w:val="zh_TW" w:bidi="zh_TW"/>
         </w:rPr>
-        <w:t>）。耶穌潔淨聖殿，趕出兌換銀錢之人時，也曾發怒（</w:t>
-      </w:r>
-      <w:hyperlink r:id="rId16">
+        <w:t>）。</w:t>
+      </w:r>
+    </w:p>
+    <w:p>
+      <w:pPr>
+        <w:pStyle w:val="ListNumber"/>
+        <w:spacing w:line="240" w:lineRule="auto"/>
+        <w:ind w:left="720"/>
+      </w:pPr>
+      <w:r>
+        <w:rPr>
+          <w:lang w:val="zh_TW" w:bidi="zh_TW"/>
+        </w:rPr>
+      </w:r>
+      <w:r>
+        <w:rPr>
+          <w:lang w:val="zh_TW" w:bidi="zh_TW"/>
+        </w:rPr>
+        <w:t>法老使自己的心剛硬（</w:t>
+      </w:r>
+      <w:hyperlink r:id="rId21">
         <w:r>
           <w:rPr>
             <w:lang w:val="zh_TW" w:bidi="zh_TW"/>
@@ -310,16 +404,16 @@
             <w:color w:val="0000EE"/>
             <w:u w:val="single"/>
           </w:rPr>
-          <w:t>可11:15–17</w:t>
+          <w:t>8:15</w:t>
         </w:r>
       </w:hyperlink>
       <w:r>
         <w:rPr>
           <w:lang w:val="zh_TW" w:bidi="zh_TW"/>
         </w:rPr>
-        <w:t>；</w:t>
-      </w:r>
-      <w:hyperlink r:id="rId17">
+        <w:t>、</w:t>
+      </w:r>
+      <w:hyperlink r:id="rId22">
         <w:r>
           <w:rPr>
             <w:lang w:val="zh_TW" w:bidi="zh_TW"/>
@@ -328,7 +422,43 @@
             <w:color w:val="0000EE"/>
             <w:u w:val="single"/>
           </w:rPr>
-          <w:t>約2:13–16</w:t>
+          <w:t>32</w:t>
+        </w:r>
+      </w:hyperlink>
+      <w:r>
+        <w:rPr>
+          <w:lang w:val="zh_TW" w:bidi="zh_TW"/>
+        </w:rPr>
+        <w:t>）。</w:t>
+      </w:r>
+    </w:p>
+    <w:p>
+      <w:pPr>
+        <w:pStyle w:val="ListNumber"/>
+        <w:spacing w:line="240" w:lineRule="auto"/>
+        <w:ind w:left="720"/>
+      </w:pPr>
+      <w:r>
+        <w:rPr>
+          <w:lang w:val="zh_TW" w:bidi="zh_TW"/>
+        </w:rPr>
+      </w:r>
+      <w:r>
+        <w:rPr>
+          <w:lang w:val="zh_TW" w:bidi="zh_TW"/>
+        </w:rPr>
+        <w:t>即使有明確的警告，法老仍然硬著心（</w:t>
+      </w:r>
+      <w:hyperlink r:id="rId23">
+        <w:r>
+          <w:rPr>
+            <w:lang w:val="zh_TW" w:bidi="zh_TW"/>
+          </w:rPr>
+          <w:rPr>
+            <w:color w:val="0000EE"/>
+            <w:u w:val="single"/>
+          </w:rPr>
+          <w:t>8:19</w:t>
         </w:r>
       </w:hyperlink>
       <w:r>
@@ -349,331 +479,7 @@
         <w:rPr>
           <w:lang w:val="zh_TW" w:bidi="zh_TW"/>
         </w:rPr>
-        <w:t>人必須學會分辨何為義怒，何為不義之怒，雖然這樣的分辨往往不易。不義的怒氣通常出於自我保護或高舉自我（例如，</w:t>
-      </w:r>
-      <w:hyperlink r:id="rId18">
-        <w:r>
-          <w:rPr>
-            <w:lang w:val="zh_TW" w:bidi="zh_TW"/>
-          </w:rPr>
-          <w:rPr>
-            <w:color w:val="0000EE"/>
-            <w:u w:val="single"/>
-          </w:rPr>
-          <w:t>創4:3–8</w:t>
-        </w:r>
-      </w:hyperlink>
-      <w:r>
-        <w:rPr>
-          <w:lang w:val="zh_TW" w:bidi="zh_TW"/>
-        </w:rPr>
-        <w:t>；</w:t>
-      </w:r>
-      <w:hyperlink r:id="rId19">
-        <w:r>
-          <w:rPr>
-            <w:lang w:val="zh_TW" w:bidi="zh_TW"/>
-          </w:rPr>
-          <w:rPr>
-            <w:color w:val="0000EE"/>
-            <w:u w:val="single"/>
-          </w:rPr>
-          <w:t>撒上18:8–9</w:t>
-        </w:r>
-      </w:hyperlink>
-      <w:r>
-        <w:rPr>
-          <w:lang w:val="zh_TW" w:bidi="zh_TW"/>
-        </w:rPr>
-        <w:t>；</w:t>
-      </w:r>
-      <w:hyperlink r:id="rId20">
-        <w:r>
-          <w:rPr>
-            <w:lang w:val="zh_TW" w:bidi="zh_TW"/>
-          </w:rPr>
-          <w:rPr>
-            <w:color w:val="0000EE"/>
-            <w:u w:val="single"/>
-          </w:rPr>
-          <w:t>王上21:3–4</w:t>
-        </w:r>
-      </w:hyperlink>
-      <w:r>
-        <w:rPr>
-          <w:lang w:val="zh_TW" w:bidi="zh_TW"/>
-        </w:rPr>
-        <w:t>；</w:t>
-      </w:r>
-      <w:hyperlink r:id="rId21">
-        <w:r>
-          <w:rPr>
-            <w:lang w:val="zh_TW" w:bidi="zh_TW"/>
-          </w:rPr>
-          <w:rPr>
-            <w:color w:val="0000EE"/>
-            <w:u w:val="single"/>
-          </w:rPr>
-          <w:t>王下5:11</w:t>
-        </w:r>
-      </w:hyperlink>
-      <w:r>
-        <w:rPr>
-          <w:lang w:val="zh_TW" w:bidi="zh_TW"/>
-        </w:rPr>
-        <w:t>；</w:t>
-      </w:r>
-      <w:hyperlink r:id="rId22">
-        <w:r>
-          <w:rPr>
-            <w:lang w:val="zh_TW" w:bidi="zh_TW"/>
-          </w:rPr>
-          <w:rPr>
-            <w:color w:val="0000EE"/>
-            <w:u w:val="single"/>
-          </w:rPr>
-          <w:t>代下25:10</w:t>
-        </w:r>
-      </w:hyperlink>
-      <w:r>
-        <w:rPr>
-          <w:lang w:val="zh_TW" w:bidi="zh_TW"/>
-        </w:rPr>
-        <w:t>；</w:t>
-      </w:r>
-      <w:hyperlink r:id="rId23">
-        <w:r>
-          <w:rPr>
-            <w:lang w:val="zh_TW" w:bidi="zh_TW"/>
-          </w:rPr>
-          <w:rPr>
-            <w:color w:val="0000EE"/>
-            <w:u w:val="single"/>
-          </w:rPr>
-          <w:t>拿4章</w:t>
-        </w:r>
-      </w:hyperlink>
-      <w:r>
-        <w:rPr>
-          <w:lang w:val="zh_TW" w:bidi="zh_TW"/>
-        </w:rPr>
-        <w:t>）。而義怒則彰顯神對邪惡的憎恨與對公義的熱愛（例如，</w:t>
-      </w:r>
-      <w:hyperlink r:id="rId24">
-        <w:r>
-          <w:rPr>
-            <w:lang w:val="zh_TW" w:bidi="zh_TW"/>
-          </w:rPr>
-          <w:rPr>
-            <w:color w:val="0000EE"/>
-            <w:u w:val="single"/>
-          </w:rPr>
-          <w:t>出32章</w:t>
-        </w:r>
-      </w:hyperlink>
-      <w:r>
-        <w:rPr>
-          <w:lang w:val="zh_TW" w:bidi="zh_TW"/>
-        </w:rPr>
-        <w:t>；</w:t>
-      </w:r>
-      <w:hyperlink r:id="rId25">
-        <w:r>
-          <w:rPr>
-            <w:lang w:val="zh_TW" w:bidi="zh_TW"/>
-          </w:rPr>
-          <w:rPr>
-            <w:color w:val="0000EE"/>
-            <w:u w:val="single"/>
-          </w:rPr>
-          <w:t>民11:1</w:t>
-        </w:r>
-      </w:hyperlink>
-      <w:r>
-        <w:rPr>
-          <w:lang w:val="zh_TW" w:bidi="zh_TW"/>
-        </w:rPr>
-        <w:t>、</w:t>
-      </w:r>
-      <w:hyperlink r:id="rId26">
-        <w:r>
-          <w:rPr>
-            <w:lang w:val="zh_TW" w:bidi="zh_TW"/>
-          </w:rPr>
-          <w:rPr>
-            <w:color w:val="0000EE"/>
-            <w:u w:val="single"/>
-          </w:rPr>
-          <w:t>10</w:t>
-        </w:r>
-      </w:hyperlink>
-      <w:r>
-        <w:rPr>
-          <w:lang w:val="zh_TW" w:bidi="zh_TW"/>
-        </w:rPr>
-        <w:t>；另見</w:t>
-      </w:r>
-      <w:hyperlink r:id="rId27">
-        <w:r>
-          <w:rPr>
-            <w:lang w:val="zh_TW" w:bidi="zh_TW"/>
-          </w:rPr>
-          <w:rPr>
-            <w:color w:val="0000EE"/>
-            <w:u w:val="single"/>
-          </w:rPr>
-          <w:t>鴻1:3</w:t>
-        </w:r>
-      </w:hyperlink>
-      <w:r>
-        <w:rPr>
-          <w:lang w:val="zh_TW" w:bidi="zh_TW"/>
-        </w:rPr>
-        <w:t>；</w:t>
-      </w:r>
-      <w:hyperlink r:id="rId28">
-        <w:r>
-          <w:rPr>
-            <w:lang w:val="zh_TW" w:bidi="zh_TW"/>
-          </w:rPr>
-          <w:rPr>
-            <w:color w:val="0000EE"/>
-            <w:u w:val="single"/>
-          </w:rPr>
-          <w:t>羅9:22</w:t>
-        </w:r>
-      </w:hyperlink>
-      <w:r>
-        <w:rPr>
-          <w:lang w:val="zh_TW" w:bidi="zh_TW"/>
-        </w:rPr>
-        <w:t>）。智慧人會明辨處境，然後決定表現出怒氣是否合宜（另見</w:t>
-      </w:r>
-      <w:hyperlink r:id="rId29">
-        <w:r>
-          <w:rPr>
-            <w:lang w:val="zh_TW" w:bidi="zh_TW"/>
-          </w:rPr>
-          <w:rPr>
-            <w:color w:val="0000EE"/>
-            <w:u w:val="single"/>
-          </w:rPr>
-          <w:t>箴22:24</w:t>
-        </w:r>
-      </w:hyperlink>
-      <w:r>
-        <w:rPr>
-          <w:lang w:val="zh_TW" w:bidi="zh_TW"/>
-        </w:rPr>
-        <w:t>；</w:t>
-      </w:r>
-      <w:hyperlink r:id="rId30">
-        <w:r>
-          <w:rPr>
-            <w:lang w:val="zh_TW" w:bidi="zh_TW"/>
-          </w:rPr>
-          <w:rPr>
-            <w:color w:val="0000EE"/>
-            <w:u w:val="single"/>
-          </w:rPr>
-          <w:t>傳7:9</w:t>
-        </w:r>
-      </w:hyperlink>
-      <w:r>
-        <w:rPr>
-          <w:lang w:val="zh_TW" w:bidi="zh_TW"/>
-        </w:rPr>
-        <w:t>；</w:t>
-      </w:r>
-      <w:hyperlink r:id="rId31">
-        <w:r>
-          <w:rPr>
-            <w:lang w:val="zh_TW" w:bidi="zh_TW"/>
-          </w:rPr>
-          <w:rPr>
-            <w:color w:val="0000EE"/>
-            <w:u w:val="single"/>
-          </w:rPr>
-          <w:t>太5:22</w:t>
-        </w:r>
-      </w:hyperlink>
-      <w:r>
-        <w:rPr>
-          <w:lang w:val="zh_TW" w:bidi="zh_TW"/>
-        </w:rPr>
-        <w:t>；</w:t>
-      </w:r>
-      <w:hyperlink r:id="rId32">
-        <w:r>
-          <w:rPr>
-            <w:lang w:val="zh_TW" w:bidi="zh_TW"/>
-          </w:rPr>
-          <w:rPr>
-            <w:color w:val="0000EE"/>
-            <w:u w:val="single"/>
-          </w:rPr>
-          <w:t>羅12:19</w:t>
-        </w:r>
-      </w:hyperlink>
-      <w:r>
-        <w:rPr>
-          <w:lang w:val="zh_TW" w:bidi="zh_TW"/>
-        </w:rPr>
-        <w:t>；</w:t>
-      </w:r>
-      <w:hyperlink r:id="rId33">
-        <w:r>
-          <w:rPr>
-            <w:lang w:val="zh_TW" w:bidi="zh_TW"/>
-          </w:rPr>
-          <w:rPr>
-            <w:color w:val="0000EE"/>
-            <w:u w:val="single"/>
-          </w:rPr>
-          <w:t>弗4:26–27</w:t>
-        </w:r>
-      </w:hyperlink>
-      <w:r>
-        <w:rPr>
-          <w:lang w:val="zh_TW" w:bidi="zh_TW"/>
-        </w:rPr>
-        <w:t>、</w:t>
-      </w:r>
-      <w:hyperlink r:id="rId34">
-        <w:r>
-          <w:rPr>
-            <w:lang w:val="zh_TW" w:bidi="zh_TW"/>
-          </w:rPr>
-          <w:rPr>
-            <w:color w:val="0000EE"/>
-            <w:u w:val="single"/>
-          </w:rPr>
-          <w:t>31</w:t>
-        </w:r>
-      </w:hyperlink>
-      <w:r>
-        <w:rPr>
-          <w:lang w:val="zh_TW" w:bidi="zh_TW"/>
-        </w:rPr>
-        <w:t>；</w:t>
-      </w:r>
-      <w:hyperlink r:id="rId35">
-        <w:r>
-          <w:rPr>
-            <w:lang w:val="zh_TW" w:bidi="zh_TW"/>
-          </w:rPr>
-          <w:rPr>
-            <w:color w:val="0000EE"/>
-            <w:u w:val="single"/>
-          </w:rPr>
-          <w:t>雅1:19–20</w:t>
-        </w:r>
-      </w:hyperlink>
-      <w:r>
-        <w:rPr>
-          <w:lang w:val="zh_TW" w:bidi="zh_TW"/>
-        </w:rPr>
-        <w:t>）。</w:t>
+        <w:t>法老不是一位本意良善的人，也不是被誤導而沒機會悔改。儘管神掌管整個局勢，但法老仍須對自己的行為負責。</w:t>
       </w:r>
     </w:p>
     <w:p>
@@ -685,10 +491,63 @@
       </w:r>
       <w:r>
         <w:rPr>
-          <w:u w:val="single"/>
-          <w:lang w:val="zh_TW" w:bidi="zh_TW"/>
-        </w:rPr>
-        <w:t>進深研究的經文段落</w:t>
+          <w:lang w:val="zh_TW" w:bidi="zh_TW"/>
+        </w:rPr>
+        <w:t>在人的選擇與神的掌權（神的主權）之間的互動，在聖經其它地方也有出現。以色列人在曠野中硬著心不信神（</w:t>
+      </w:r>
+      <w:hyperlink r:id="rId24">
+        <w:r>
+          <w:rPr>
+            <w:lang w:val="zh_TW" w:bidi="zh_TW"/>
+          </w:rPr>
+          <w:rPr>
+            <w:color w:val="0000EE"/>
+            <w:u w:val="single"/>
+          </w:rPr>
+          <w:t>詩95:8–10</w:t>
+        </w:r>
+      </w:hyperlink>
+      <w:r>
+        <w:rPr>
+          <w:lang w:val="zh_TW" w:bidi="zh_TW"/>
+        </w:rPr>
+        <w:t>）。神使迦南人心剛硬，使他們不與以色列人求和（</w:t>
+      </w:r>
+      <w:hyperlink r:id="rId25">
+        <w:r>
+          <w:rPr>
+            <w:lang w:val="zh_TW" w:bidi="zh_TW"/>
+          </w:rPr>
+          <w:rPr>
+            <w:color w:val="0000EE"/>
+            <w:u w:val="single"/>
+          </w:rPr>
+          <w:t>書11:20</w:t>
+        </w:r>
+      </w:hyperlink>
+      <w:r>
+        <w:rPr>
+          <w:lang w:val="zh_TW" w:bidi="zh_TW"/>
+        </w:rPr>
+        <w:t>）。神賜給先知以賽亞的信息，反而使聽的人心更剛硬（</w:t>
+      </w:r>
+      <w:hyperlink r:id="rId26">
+        <w:r>
+          <w:rPr>
+            <w:lang w:val="zh_TW" w:bidi="zh_TW"/>
+          </w:rPr>
+          <w:rPr>
+            <w:color w:val="0000EE"/>
+            <w:u w:val="single"/>
+          </w:rPr>
+          <w:t>賽6:9–10</w:t>
+        </w:r>
+      </w:hyperlink>
+      <w:r>
+        <w:rPr>
+          <w:lang w:val="zh_TW" w:bidi="zh_TW"/>
+        </w:rPr>
+        <w:t>）。</w:t>
       </w:r>
     </w:p>
     <w:p>
@@ -698,6 +557,164 @@
           <w:lang w:val="zh_TW" w:bidi="zh_TW"/>
         </w:rPr>
       </w:r>
+      <w:r>
+        <w:rPr>
+          <w:lang w:val="zh_TW" w:bidi="zh_TW"/>
+        </w:rPr>
+        <w:t>新約聖經也有類似情況，有許多人頑梗，拒絕以信心回應有關耶穌的福音（</w:t>
+      </w:r>
+      <w:hyperlink r:id="rId27">
+        <w:r>
+          <w:rPr>
+            <w:lang w:val="zh_TW" w:bidi="zh_TW"/>
+          </w:rPr>
+          <w:rPr>
+            <w:color w:val="0000EE"/>
+            <w:u w:val="single"/>
+          </w:rPr>
+          <w:t>太13:15</w:t>
+        </w:r>
+      </w:hyperlink>
+      <w:r>
+        <w:rPr>
+          <w:lang w:val="zh_TW" w:bidi="zh_TW"/>
+        </w:rPr>
+        <w:t>；</w:t>
+      </w:r>
+      <w:hyperlink r:id="rId28">
+        <w:r>
+          <w:rPr>
+            <w:lang w:val="zh_TW" w:bidi="zh_TW"/>
+          </w:rPr>
+          <w:rPr>
+            <w:color w:val="0000EE"/>
+            <w:u w:val="single"/>
+          </w:rPr>
+          <w:t>約12:40</w:t>
+        </w:r>
+      </w:hyperlink>
+      <w:r>
+        <w:rPr>
+          <w:lang w:val="zh_TW" w:bidi="zh_TW"/>
+        </w:rPr>
+        <w:t>；</w:t>
+      </w:r>
+      <w:hyperlink r:id="rId29">
+        <w:r>
+          <w:rPr>
+            <w:lang w:val="zh_TW" w:bidi="zh_TW"/>
+          </w:rPr>
+          <w:rPr>
+            <w:color w:val="0000EE"/>
+            <w:u w:val="single"/>
+          </w:rPr>
+          <w:t>徒28:27</w:t>
+        </w:r>
+      </w:hyperlink>
+      <w:r>
+        <w:rPr>
+          <w:lang w:val="zh_TW" w:bidi="zh_TW"/>
+        </w:rPr>
+        <w:t>）。人對自己的選擇要負責，但這些選擇並非單獨而來，乃是在神所創造並掌管的世界做出的決定。</w:t>
+      </w:r>
+    </w:p>
+    <w:p>
+      <w:pPr/>
+      <w:r>
+        <w:rPr>
+          <w:lang w:val="zh_TW" w:bidi="zh_TW"/>
+        </w:rPr>
+      </w:r>
+      <w:r>
+        <w:rPr>
+          <w:lang w:val="zh_TW" w:bidi="zh_TW"/>
+        </w:rPr>
+        <w:t>出埃及記強調神對法老的掌權，也清楚對比了兩種信仰體系：法老自以為是神，以為可以隨心所欲，但神顯明這並不正確。像所有受造之物一樣，法老的選擇是有限的。神表明，唯有祂真正獨立自主。祂是那位永恆的「我是（I Am）」（見</w:t>
+      </w:r>
+      <w:hyperlink r:id="rId30">
+        <w:r>
+          <w:rPr>
+            <w:lang w:val="zh_TW" w:bidi="zh_TW"/>
+          </w:rPr>
+          <w:rPr>
+            <w:color w:val="0000EE"/>
+            <w:u w:val="single"/>
+          </w:rPr>
+          <w:t>3:6–14，</w:t>
+        </w:r>
+      </w:hyperlink>
+      <w:hyperlink r:id="rId31">
+        <w:r>
+          <w:rPr>
+            <w:lang w:val="zh_TW" w:bidi="zh_TW"/>
+          </w:rPr>
+          <w:rPr>
+            <w:color w:val="0000EE"/>
+            <w:u w:val="single"/>
+          </w:rPr>
+          <w:t>6:2–8，</w:t>
+        </w:r>
+      </w:hyperlink>
+      <w:hyperlink r:id="rId32">
+        <w:r>
+          <w:rPr>
+            <w:lang w:val="zh_TW" w:bidi="zh_TW"/>
+          </w:rPr>
+          <w:rPr>
+            <w:color w:val="0000EE"/>
+            <w:u w:val="single"/>
+          </w:rPr>
+          <w:t>20:2，</w:t>
+        </w:r>
+      </w:hyperlink>
+      <w:hyperlink r:id="rId33">
+        <w:r>
+          <w:rPr>
+            <w:lang w:val="zh_TW" w:bidi="zh_TW"/>
+          </w:rPr>
+          <w:rPr>
+            <w:color w:val="0000EE"/>
+            <w:u w:val="single"/>
+          </w:rPr>
+          <w:t>34:6–7</w:t>
+        </w:r>
+      </w:hyperlink>
+      <w:r>
+        <w:rPr>
+          <w:lang w:val="zh_TW" w:bidi="zh_TW"/>
+        </w:rPr>
+        <w:t>；</w:t>
+      </w:r>
+      <w:hyperlink r:id="rId34">
+        <w:r>
+          <w:rPr>
+            <w:lang w:val="zh_TW" w:bidi="zh_TW"/>
+          </w:rPr>
+          <w:rPr>
+            <w:color w:val="0000EE"/>
+            <w:u w:val="single"/>
+          </w:rPr>
+          <w:t>賽45:3–7，</w:t>
+        </w:r>
+      </w:hyperlink>
+      <w:hyperlink r:id="rId35">
+        <w:r>
+          <w:rPr>
+            <w:lang w:val="zh_TW" w:bidi="zh_TW"/>
+          </w:rPr>
+          <w:rPr>
+            <w:color w:val="0000EE"/>
+            <w:u w:val="single"/>
+          </w:rPr>
+          <w:t>48:17</w:t>
+        </w:r>
+      </w:hyperlink>
+      <w:r>
+        <w:rPr>
+          <w:lang w:val="zh_TW" w:bidi="zh_TW"/>
+        </w:rPr>
+        <w:t>；</w:t>
+      </w:r>
       <w:hyperlink r:id="rId36">
         <w:r>
           <w:rPr>
@@ -707,7 +724,7 @@
             <w:color w:val="0000EE"/>
             <w:u w:val="single"/>
           </w:rPr>
-          <w:t>撒上18:8–11</w:t>
+          <w:t>可14:62</w:t>
         </w:r>
       </w:hyperlink>
       <w:r>
@@ -725,14 +742,37 @@
             <w:color w:val="0000EE"/>
             <w:u w:val="single"/>
           </w:rPr>
-          <w:t>王上21:3–16</w:t>
+          <w:t>約8:23–28</w:t>
         </w:r>
       </w:hyperlink>
       <w:r>
         <w:rPr>
           <w:lang w:val="zh_TW" w:bidi="zh_TW"/>
         </w:rPr>
-        <w:t>；</w:t>
+        <w:t>）。</w:t>
+      </w:r>
+    </w:p>
+    <w:p>
+      <w:pPr/>
+      <w:r>
+        <w:rPr>
+          <w:lang w:val="zh_TW" w:bidi="zh_TW"/>
+        </w:rPr>
+      </w:r>
+      <w:r>
+        <w:rPr>
+          <w:u w:val="single"/>
+          <w:lang w:val="zh_TW" w:bidi="zh_TW"/>
+        </w:rPr>
+        <w:t>進深研究的經文段落</w:t>
+      </w:r>
+    </w:p>
+    <w:p>
+      <w:pPr/>
+      <w:r>
+        <w:rPr>
+          <w:lang w:val="zh_TW" w:bidi="zh_TW"/>
+        </w:rPr>
       </w:r>
       <w:hyperlink r:id="rId38">
         <w:r>
@@ -743,10 +783,16 @@
             <w:color w:val="0000EE"/>
             <w:u w:val="single"/>
           </w:rPr>
-          <w:t>詩30:5，</w:t>
+          <w:t>創8:21</w:t>
         </w:r>
       </w:hyperlink>
-      <w:hyperlink r:id="rId39">
+      <w:r>
+        <w:rPr>
+          <w:lang w:val="zh_TW" w:bidi="zh_TW"/>
+        </w:rPr>
+        <w:t>；</w:t>
+      </w:r>
+      <w:hyperlink r:id="rId20">
         <w:r>
           <w:rPr>
             <w:lang w:val="zh_TW" w:bidi="zh_TW"/>
@@ -755,25 +801,7 @@
             <w:color w:val="0000EE"/>
             <w:u w:val="single"/>
           </w:rPr>
-          <w:t>37:8</w:t>
-        </w:r>
-      </w:hyperlink>
-      <w:r>
-        <w:rPr>
-          <w:lang w:val="zh_TW" w:bidi="zh_TW"/>
-        </w:rPr>
-        <w:t>；</w:t>
-      </w:r>
-      <w:hyperlink r:id="rId40">
-        <w:r>
-          <w:rPr>
-            <w:lang w:val="zh_TW" w:bidi="zh_TW"/>
-          </w:rPr>
-          <w:rPr>
-            <w:color w:val="0000EE"/>
-            <w:u w:val="single"/>
-          </w:rPr>
-          <w:t>箴12:16，</w:t>
+          <w:t>出3:19，</w:t>
         </w:r>
       </w:hyperlink>
       <w:hyperlink r:id="rId13">
@@ -785,9 +813,183 @@
             <w:color w:val="0000EE"/>
             <w:u w:val="single"/>
           </w:rPr>
-          <w:t>14:29，</w:t>
+          <w:t>4:21，</w:t>
         </w:r>
       </w:hyperlink>
+      <w:hyperlink r:id="rId21">
+        <w:r>
+          <w:rPr>
+            <w:lang w:val="zh_TW" w:bidi="zh_TW"/>
+          </w:rPr>
+          <w:rPr>
+            <w:color w:val="0000EE"/>
+            <w:u w:val="single"/>
+          </w:rPr>
+          <w:t>8:15</w:t>
+        </w:r>
+      </w:hyperlink>
+      <w:r>
+        <w:rPr>
+          <w:lang w:val="zh_TW" w:bidi="zh_TW"/>
+        </w:rPr>
+        <w:t>、</w:t>
+      </w:r>
+      <w:hyperlink r:id="rId23">
+        <w:r>
+          <w:rPr>
+            <w:lang w:val="zh_TW" w:bidi="zh_TW"/>
+          </w:rPr>
+          <w:rPr>
+            <w:color w:val="0000EE"/>
+            <w:u w:val="single"/>
+          </w:rPr>
+          <w:t>19</w:t>
+        </w:r>
+      </w:hyperlink>
+      <w:r>
+        <w:rPr>
+          <w:lang w:val="zh_TW" w:bidi="zh_TW"/>
+        </w:rPr>
+        <w:t>、</w:t>
+      </w:r>
+      <w:hyperlink r:id="rId22">
+        <w:r>
+          <w:rPr>
+            <w:lang w:val="zh_TW" w:bidi="zh_TW"/>
+          </w:rPr>
+          <w:rPr>
+            <w:color w:val="0000EE"/>
+            <w:u w:val="single"/>
+          </w:rPr>
+          <w:t>32，</w:t>
+        </w:r>
+      </w:hyperlink>
+      <w:hyperlink r:id="rId14">
+        <w:r>
+          <w:rPr>
+            <w:lang w:val="zh_TW" w:bidi="zh_TW"/>
+          </w:rPr>
+          <w:rPr>
+            <w:color w:val="0000EE"/>
+            <w:u w:val="single"/>
+          </w:rPr>
+          <w:t>9:12，</w:t>
+        </w:r>
+      </w:hyperlink>
+      <w:hyperlink r:id="rId15">
+        <w:r>
+          <w:rPr>
+            <w:lang w:val="zh_TW" w:bidi="zh_TW"/>
+          </w:rPr>
+          <w:rPr>
+            <w:color w:val="0000EE"/>
+            <w:u w:val="single"/>
+          </w:rPr>
+          <w:t>10:1</w:t>
+        </w:r>
+      </w:hyperlink>
+      <w:r>
+        <w:rPr>
+          <w:lang w:val="zh_TW" w:bidi="zh_TW"/>
+        </w:rPr>
+        <w:t>、</w:t>
+      </w:r>
+      <w:hyperlink r:id="rId16">
+        <w:r>
+          <w:rPr>
+            <w:lang w:val="zh_TW" w:bidi="zh_TW"/>
+          </w:rPr>
+          <w:rPr>
+            <w:color w:val="0000EE"/>
+            <w:u w:val="single"/>
+          </w:rPr>
+          <w:t>20，</w:t>
+        </w:r>
+      </w:hyperlink>
+      <w:hyperlink r:id="rId17">
+        <w:r>
+          <w:rPr>
+            <w:lang w:val="zh_TW" w:bidi="zh_TW"/>
+          </w:rPr>
+          <w:rPr>
+            <w:color w:val="0000EE"/>
+            <w:u w:val="single"/>
+          </w:rPr>
+          <w:t>11:10，</w:t>
+        </w:r>
+      </w:hyperlink>
+      <w:hyperlink r:id="rId18">
+        <w:r>
+          <w:rPr>
+            <w:lang w:val="zh_TW" w:bidi="zh_TW"/>
+          </w:rPr>
+          <w:rPr>
+            <w:color w:val="0000EE"/>
+            <w:u w:val="single"/>
+          </w:rPr>
+          <w:t>14:4</w:t>
+        </w:r>
+      </w:hyperlink>
+      <w:r>
+        <w:rPr>
+          <w:lang w:val="zh_TW" w:bidi="zh_TW"/>
+        </w:rPr>
+        <w:t>、</w:t>
+      </w:r>
+      <w:hyperlink r:id="rId19">
+        <w:r>
+          <w:rPr>
+            <w:lang w:val="zh_TW" w:bidi="zh_TW"/>
+          </w:rPr>
+          <w:rPr>
+            <w:color w:val="0000EE"/>
+            <w:u w:val="single"/>
+          </w:rPr>
+          <w:t>8</w:t>
+        </w:r>
+      </w:hyperlink>
+      <w:r>
+        <w:rPr>
+          <w:lang w:val="zh_TW" w:bidi="zh_TW"/>
+        </w:rPr>
+        <w:t>；</w:t>
+      </w:r>
+      <w:hyperlink r:id="rId39">
+        <w:r>
+          <w:rPr>
+            <w:lang w:val="zh_TW" w:bidi="zh_TW"/>
+          </w:rPr>
+          <w:rPr>
+            <w:color w:val="0000EE"/>
+            <w:u w:val="single"/>
+          </w:rPr>
+          <w:t>書11:19–20</w:t>
+        </w:r>
+      </w:hyperlink>
+      <w:r>
+        <w:rPr>
+          <w:lang w:val="zh_TW" w:bidi="zh_TW"/>
+        </w:rPr>
+        <w:t>；</w:t>
+      </w:r>
+      <w:hyperlink r:id="rId40">
+        <w:r>
+          <w:rPr>
+            <w:lang w:val="zh_TW" w:bidi="zh_TW"/>
+          </w:rPr>
+          <w:rPr>
+            <w:color w:val="0000EE"/>
+            <w:u w:val="single"/>
+          </w:rPr>
+          <w:t>代下36:11–13</w:t>
+        </w:r>
+      </w:hyperlink>
+      <w:r>
+        <w:rPr>
+          <w:lang w:val="zh_TW" w:bidi="zh_TW"/>
+        </w:rPr>
+        <w:t>；</w:t>
+      </w:r>
       <w:hyperlink r:id="rId41">
         <w:r>
           <w:rPr>
@@ -797,14 +999,32 @@
             <w:color w:val="0000EE"/>
             <w:u w:val="single"/>
           </w:rPr>
-          <w:t>15:1</w:t>
+          <w:t>詩95:8–11</w:t>
         </w:r>
       </w:hyperlink>
       <w:r>
         <w:rPr>
           <w:lang w:val="zh_TW" w:bidi="zh_TW"/>
         </w:rPr>
-        <w:t>、</w:t>
+        <w:t>；</w:t>
+      </w:r>
+      <w:hyperlink r:id="rId26">
+        <w:r>
+          <w:rPr>
+            <w:lang w:val="zh_TW" w:bidi="zh_TW"/>
+          </w:rPr>
+          <w:rPr>
+            <w:color w:val="0000EE"/>
+            <w:u w:val="single"/>
+          </w:rPr>
+          <w:t>賽6:9–10</w:t>
+        </w:r>
+      </w:hyperlink>
+      <w:r>
+        <w:rPr>
+          <w:lang w:val="zh_TW" w:bidi="zh_TW"/>
+        </w:rPr>
+        <w:t>；</w:t>
       </w:r>
       <w:hyperlink r:id="rId42">
         <w:r>
@@ -815,7 +1035,7 @@
             <w:color w:val="0000EE"/>
             <w:u w:val="single"/>
           </w:rPr>
-          <w:t>18，</w:t>
+          <w:t>結11:18–21，</w:t>
         </w:r>
       </w:hyperlink>
       <w:hyperlink r:id="rId43">
@@ -827,9 +1047,15 @@
             <w:color w:val="0000EE"/>
             <w:u w:val="single"/>
           </w:rPr>
-          <w:t>16:14，</w:t>
+          <w:t>36:22–27</w:t>
         </w:r>
       </w:hyperlink>
+      <w:r>
+        <w:rPr>
+          <w:lang w:val="zh_TW" w:bidi="zh_TW"/>
+        </w:rPr>
+        <w:t>；</w:t>
+      </w:r>
       <w:hyperlink r:id="rId44">
         <w:r>
           <w:rPr>
@@ -839,15 +1065,9 @@
             <w:color w:val="0000EE"/>
             <w:u w:val="single"/>
           </w:rPr>
-          <w:t>19:11–12</w:t>
+          <w:t>太12:34–35，</w:t>
         </w:r>
       </w:hyperlink>
-      <w:r>
-        <w:rPr>
-          <w:lang w:val="zh_TW" w:bidi="zh_TW"/>
-        </w:rPr>
-        <w:t>、</w:t>
-      </w:r>
       <w:hyperlink r:id="rId45">
         <w:r>
           <w:rPr>
@@ -857,9 +1077,15 @@
             <w:color w:val="0000EE"/>
             <w:u w:val="single"/>
           </w:rPr>
-          <w:t>19，</w:t>
+          <w:t>13:10–17</w:t>
         </w:r>
       </w:hyperlink>
+      <w:r>
+        <w:rPr>
+          <w:lang w:val="zh_TW" w:bidi="zh_TW"/>
+        </w:rPr>
+        <w:t>；</w:t>
+      </w:r>
       <w:hyperlink r:id="rId46">
         <w:r>
           <w:rPr>
@@ -869,9 +1095,15 @@
             <w:color w:val="0000EE"/>
             <w:u w:val="single"/>
           </w:rPr>
-          <w:t>22:24–25，</w:t>
+          <w:t>路8:4–15</w:t>
         </w:r>
       </w:hyperlink>
+      <w:r>
+        <w:rPr>
+          <w:lang w:val="zh_TW" w:bidi="zh_TW"/>
+        </w:rPr>
+        <w:t>；</w:t>
+      </w:r>
       <w:hyperlink r:id="rId47">
         <w:r>
           <w:rPr>
@@ -881,7 +1113,7 @@
             <w:color w:val="0000EE"/>
             <w:u w:val="single"/>
           </w:rPr>
-          <w:t>27:4</w:t>
+          <w:t>約12:37–40</w:t>
         </w:r>
       </w:hyperlink>
       <w:r>
@@ -890,7 +1122,7 @@
         </w:rPr>
         <w:t>；</w:t>
       </w:r>
-      <w:hyperlink r:id="rId30">
+      <w:hyperlink r:id="rId48">
         <w:r>
           <w:rPr>
             <w:lang w:val="zh_TW" w:bidi="zh_TW"/>
@@ -899,7 +1131,7 @@
             <w:color w:val="0000EE"/>
             <w:u w:val="single"/>
           </w:rPr>
-          <w:t>傳7:9</w:t>
+          <w:t>徒28:23–28</w:t>
         </w:r>
       </w:hyperlink>
       <w:r>
@@ -908,7 +1140,7 @@
         </w:rPr>
         <w:t>；</w:t>
       </w:r>
-      <w:hyperlink r:id="rId48">
+      <w:hyperlink r:id="rId49">
         <w:r>
           <w:rPr>
             <w:lang w:val="zh_TW" w:bidi="zh_TW"/>
@@ -917,16 +1149,10 @@
             <w:color w:val="0000EE"/>
             <w:u w:val="single"/>
           </w:rPr>
-          <w:t>鴻1:2–3</w:t>
+          <w:t>羅2:14–16，</w:t>
         </w:r>
       </w:hyperlink>
-      <w:r>
-        <w:rPr>
-          <w:lang w:val="zh_TW" w:bidi="zh_TW"/>
-        </w:rPr>
-        <w:t>；</w:t>
-      </w:r>
-      <w:hyperlink r:id="rId31">
+      <w:hyperlink r:id="rId50">
         <w:r>
           <w:rPr>
             <w:lang w:val="zh_TW" w:bidi="zh_TW"/>
@@ -935,7 +1161,7 @@
             <w:color w:val="0000EE"/>
             <w:u w:val="single"/>
           </w:rPr>
-          <w:t>太5:22</w:t>
+          <w:t>11:7–12</w:t>
         </w:r>
       </w:hyperlink>
       <w:r>
@@ -944,7 +1170,7 @@
         </w:rPr>
         <w:t>；</w:t>
       </w:r>
-      <w:hyperlink r:id="rId33">
+      <w:hyperlink r:id="rId51">
         <w:r>
           <w:rPr>
             <w:lang w:val="zh_TW" w:bidi="zh_TW"/>
@@ -953,16 +1179,16 @@
             <w:color w:val="0000EE"/>
             <w:u w:val="single"/>
           </w:rPr>
-          <w:t>弗4:26–27</w:t>
+          <w:t>林後3:13–18</w:t>
         </w:r>
       </w:hyperlink>
       <w:r>
         <w:rPr>
           <w:lang w:val="zh_TW" w:bidi="zh_TW"/>
         </w:rPr>
-        <w:t>、</w:t>
-      </w:r>
-      <w:hyperlink r:id="rId49">
+        <w:t>；</w:t>
+      </w:r>
+      <w:hyperlink r:id="rId52">
         <w:r>
           <w:rPr>
             <w:lang w:val="zh_TW" w:bidi="zh_TW"/>
@@ -971,7 +1197,7 @@
             <w:color w:val="0000EE"/>
             <w:u w:val="single"/>
           </w:rPr>
-          <w:t>31–32</w:t>
+          <w:t>弗4:17–24</w:t>
         </w:r>
       </w:hyperlink>
       <w:r>
@@ -980,7 +1206,7 @@
         </w:rPr>
         <w:t>；</w:t>
       </w:r>
-      <w:hyperlink r:id="rId50">
+      <w:hyperlink r:id="rId53">
         <w:r>
           <w:rPr>
             <w:lang w:val="zh_TW" w:bidi="zh_TW"/>
@@ -989,16 +1215,10 @@
             <w:color w:val="0000EE"/>
             <w:u w:val="single"/>
           </w:rPr>
-          <w:t>提前2:8</w:t>
+          <w:t>來3:6–19，</w:t>
         </w:r>
       </w:hyperlink>
-      <w:r>
-        <w:rPr>
-          <w:lang w:val="zh_TW" w:bidi="zh_TW"/>
-        </w:rPr>
-        <w:t>；</w:t>
-      </w:r>
-      <w:hyperlink r:id="rId51">
+      <w:hyperlink r:id="rId54">
         <w:r>
           <w:rPr>
             <w:lang w:val="zh_TW" w:bidi="zh_TW"/>
@@ -1007,25 +1227,7 @@
             <w:color w:val="0000EE"/>
             <w:u w:val="single"/>
           </w:rPr>
-          <w:t>多1:7</w:t>
-        </w:r>
-      </w:hyperlink>
-      <w:r>
-        <w:rPr>
-          <w:lang w:val="zh_TW" w:bidi="zh_TW"/>
-        </w:rPr>
-        <w:t>；</w:t>
-      </w:r>
-      <w:hyperlink r:id="rId52">
-        <w:r>
-          <w:rPr>
-            <w:lang w:val="zh_TW" w:bidi="zh_TW"/>
-          </w:rPr>
-          <w:rPr>
-            <w:color w:val="0000EE"/>
-            <w:u w:val="single"/>
-          </w:rPr>
-          <w:t>雅1:19–21</w:t>
+          <w:t>6:4–8</w:t>
         </w:r>
       </w:hyperlink>
       <w:r>
@@ -2928,6 +3130,12 @@
   </w:num>
   <w:num w:numId="13" w16cid:durableId="592781308">
     <w:abstractNumId w:val="11"/>
+  </w:num>
+  <w:num w:numId="14">
+    <w:abstractNumId w:val="3"/>
+    <w:lvlOverride w:ilvl="0">
+      <w:startOverride w:val="1"/>
+    </w:lvlOverride>
   </w:num>
   <w:numIdMacAtCleanup w:val="10"/>
 </w:numbering>

--- a/zht/docx/020.content.docx
+++ b/zht/docx/020.content.docx
@@ -19,7 +19,7 @@
         <w:rPr>
           <w:lang w:val="zh_TW" w:bidi="zh_TW"/>
         </w:rPr>
-        <w:t>Resource: Tyndale Open Study Notes</w:t>
+        <w:t>Resource: Aquifer Open Study Notes (Themes)</w:t>
       </w:r>
       <w:r>
         <w:rPr>
@@ -112,7 +112,7 @@
         <w:rPr>
           <w:lang w:val="zh_TW" w:bidi="zh_TW"/>
         </w:rPr>
-        <w:t>Tyndale Open Study Notes</w:t>
+        <w:t>Aquifer Open Study Notes (Themes)</w:t>
       </w:r>
     </w:p>
     <w:p>

--- a/zht/docx/020.content.docx
+++ b/zht/docx/020.content.docx
@@ -233,90 +233,48 @@
         </w:rPr>
         <w:t>出埃及記多次提到，耶和華使法老心裡頑梗，或「使法老的心剛硬」（</w:t>
       </w:r>
-      <w:hyperlink r:id="rId13">
-        <w:r>
-          <w:rPr>
-            <w:lang w:val="zh_TW" w:bidi="zh_TW"/>
-          </w:rPr>
-          <w:rPr>
-            <w:color w:val="0000EE"/>
-            <w:u w:val="single"/>
-          </w:rPr>
-          <w:t>出4:21，</w:t>
-        </w:r>
-      </w:hyperlink>
-      <w:hyperlink r:id="rId14">
-        <w:r>
-          <w:rPr>
-            <w:lang w:val="zh_TW" w:bidi="zh_TW"/>
-          </w:rPr>
-          <w:rPr>
-            <w:color w:val="0000EE"/>
-            <w:u w:val="single"/>
-          </w:rPr>
-          <w:t>9:12，</w:t>
-        </w:r>
-      </w:hyperlink>
-      <w:hyperlink r:id="rId15">
-        <w:r>
-          <w:rPr>
-            <w:lang w:val="zh_TW" w:bidi="zh_TW"/>
-          </w:rPr>
-          <w:rPr>
-            <w:color w:val="0000EE"/>
-            <w:u w:val="single"/>
-          </w:rPr>
-          <w:t>10:1、</w:t>
-        </w:r>
-      </w:hyperlink>
-      <w:hyperlink r:id="rId16">
-        <w:r>
-          <w:rPr>
-            <w:lang w:val="zh_TW" w:bidi="zh_TW"/>
-          </w:rPr>
-          <w:rPr>
-            <w:color w:val="0000EE"/>
-            <w:u w:val="single"/>
-          </w:rPr>
-          <w:t>20，</w:t>
-        </w:r>
-      </w:hyperlink>
-      <w:hyperlink r:id="rId17">
-        <w:r>
-          <w:rPr>
-            <w:lang w:val="zh_TW" w:bidi="zh_TW"/>
-          </w:rPr>
-          <w:rPr>
-            <w:color w:val="0000EE"/>
-            <w:u w:val="single"/>
-          </w:rPr>
-          <w:t>11:10，</w:t>
-        </w:r>
-      </w:hyperlink>
-      <w:hyperlink r:id="rId18">
-        <w:r>
-          <w:rPr>
-            <w:lang w:val="zh_TW" w:bidi="zh_TW"/>
-          </w:rPr>
-          <w:rPr>
-            <w:color w:val="0000EE"/>
-            <w:u w:val="single"/>
-          </w:rPr>
-          <w:t>14:4、</w:t>
-        </w:r>
-      </w:hyperlink>
-      <w:hyperlink r:id="rId19">
-        <w:r>
-          <w:rPr>
-            <w:lang w:val="zh_TW" w:bidi="zh_TW"/>
-          </w:rPr>
-          <w:rPr>
-            <w:color w:val="0000EE"/>
-            <w:u w:val="single"/>
-          </w:rPr>
-          <w:t>8</w:t>
-        </w:r>
-      </w:hyperlink>
+      <w:r>
+        <w:rPr>
+          <w:lang w:val="zh_TW" w:bidi="zh_TW"/>
+        </w:rPr>
+        <w:t>出4:21，</w:t>
+      </w:r>
+      <w:r>
+        <w:rPr>
+          <w:lang w:val="zh_TW" w:bidi="zh_TW"/>
+        </w:rPr>
+        <w:t>9:12，</w:t>
+      </w:r>
+      <w:r>
+        <w:rPr>
+          <w:lang w:val="zh_TW" w:bidi="zh_TW"/>
+        </w:rPr>
+        <w:t>10:1、</w:t>
+      </w:r>
+      <w:r>
+        <w:rPr>
+          <w:lang w:val="zh_TW" w:bidi="zh_TW"/>
+        </w:rPr>
+        <w:t>20，</w:t>
+      </w:r>
+      <w:r>
+        <w:rPr>
+          <w:lang w:val="zh_TW" w:bidi="zh_TW"/>
+        </w:rPr>
+        <w:t>11:10，</w:t>
+      </w:r>
+      <w:r>
+        <w:rPr>
+          <w:lang w:val="zh_TW" w:bidi="zh_TW"/>
+        </w:rPr>
+        <w:t>14:4、</w:t>
+      </w:r>
+      <w:r>
+        <w:rPr>
+          <w:lang w:val="zh_TW" w:bidi="zh_TW"/>
+        </w:rPr>
+        <w:t>8</w:t>
+      </w:r>
       <w:r>
         <w:rPr>
           <w:lang w:val="zh_TW" w:bidi="zh_TW"/>
@@ -359,18 +317,12 @@
         </w:rPr>
         <w:t>耶和華知道法老必定會硬著心（</w:t>
       </w:r>
-      <w:hyperlink r:id="rId20">
-        <w:r>
-          <w:rPr>
-            <w:lang w:val="zh_TW" w:bidi="zh_TW"/>
-          </w:rPr>
-          <w:rPr>
-            <w:color w:val="0000EE"/>
-            <w:u w:val="single"/>
-          </w:rPr>
-          <w:t>3:19</w:t>
-        </w:r>
-      </w:hyperlink>
+      <w:r>
+        <w:rPr>
+          <w:lang w:val="zh_TW" w:bidi="zh_TW"/>
+        </w:rPr>
+        <w:t>3:19</w:t>
+      </w:r>
       <w:r>
         <w:rPr>
           <w:lang w:val="zh_TW" w:bidi="zh_TW"/>
@@ -395,36 +347,24 @@
         </w:rPr>
         <w:t>法老使自己的心剛硬（</w:t>
       </w:r>
-      <w:hyperlink r:id="rId21">
-        <w:r>
-          <w:rPr>
-            <w:lang w:val="zh_TW" w:bidi="zh_TW"/>
-          </w:rPr>
-          <w:rPr>
-            <w:color w:val="0000EE"/>
-            <w:u w:val="single"/>
-          </w:rPr>
-          <w:t>8:15</w:t>
-        </w:r>
-      </w:hyperlink>
+      <w:r>
+        <w:rPr>
+          <w:lang w:val="zh_TW" w:bidi="zh_TW"/>
+        </w:rPr>
+        <w:t>8:15</w:t>
+      </w:r>
       <w:r>
         <w:rPr>
           <w:lang w:val="zh_TW" w:bidi="zh_TW"/>
         </w:rPr>
         <w:t>、</w:t>
       </w:r>
-      <w:hyperlink r:id="rId22">
-        <w:r>
-          <w:rPr>
-            <w:lang w:val="zh_TW" w:bidi="zh_TW"/>
-          </w:rPr>
-          <w:rPr>
-            <w:color w:val="0000EE"/>
-            <w:u w:val="single"/>
-          </w:rPr>
-          <w:t>32</w:t>
-        </w:r>
-      </w:hyperlink>
+      <w:r>
+        <w:rPr>
+          <w:lang w:val="zh_TW" w:bidi="zh_TW"/>
+        </w:rPr>
+        <w:t>32</w:t>
+      </w:r>
       <w:r>
         <w:rPr>
           <w:lang w:val="zh_TW" w:bidi="zh_TW"/>
@@ -449,18 +389,12 @@
         </w:rPr>
         <w:t>即使有明確的警告，法老仍然硬著心（</w:t>
       </w:r>
-      <w:hyperlink r:id="rId23">
-        <w:r>
-          <w:rPr>
-            <w:lang w:val="zh_TW" w:bidi="zh_TW"/>
-          </w:rPr>
-          <w:rPr>
-            <w:color w:val="0000EE"/>
-            <w:u w:val="single"/>
-          </w:rPr>
-          <w:t>8:19</w:t>
-        </w:r>
-      </w:hyperlink>
+      <w:r>
+        <w:rPr>
+          <w:lang w:val="zh_TW" w:bidi="zh_TW"/>
+        </w:rPr>
+        <w:t>8:19</w:t>
+      </w:r>
       <w:r>
         <w:rPr>
           <w:lang w:val="zh_TW" w:bidi="zh_TW"/>
@@ -495,54 +429,36 @@
         </w:rPr>
         <w:t>在人的選擇與神的掌權（神的主權）之間的互動，在聖經其它地方也有出現。以色列人在曠野中硬著心不信神（</w:t>
       </w:r>
-      <w:hyperlink r:id="rId24">
-        <w:r>
-          <w:rPr>
-            <w:lang w:val="zh_TW" w:bidi="zh_TW"/>
-          </w:rPr>
-          <w:rPr>
-            <w:color w:val="0000EE"/>
-            <w:u w:val="single"/>
-          </w:rPr>
-          <w:t>詩95:8–10</w:t>
-        </w:r>
-      </w:hyperlink>
+      <w:r>
+        <w:rPr>
+          <w:lang w:val="zh_TW" w:bidi="zh_TW"/>
+        </w:rPr>
+        <w:t>詩95:8–10</w:t>
+      </w:r>
       <w:r>
         <w:rPr>
           <w:lang w:val="zh_TW" w:bidi="zh_TW"/>
         </w:rPr>
         <w:t>）。神使迦南人心剛硬，使他們不與以色列人求和（</w:t>
       </w:r>
-      <w:hyperlink r:id="rId25">
-        <w:r>
-          <w:rPr>
-            <w:lang w:val="zh_TW" w:bidi="zh_TW"/>
-          </w:rPr>
-          <w:rPr>
-            <w:color w:val="0000EE"/>
-            <w:u w:val="single"/>
-          </w:rPr>
-          <w:t>書11:20</w:t>
-        </w:r>
-      </w:hyperlink>
+      <w:r>
+        <w:rPr>
+          <w:lang w:val="zh_TW" w:bidi="zh_TW"/>
+        </w:rPr>
+        <w:t>書11:20</w:t>
+      </w:r>
       <w:r>
         <w:rPr>
           <w:lang w:val="zh_TW" w:bidi="zh_TW"/>
         </w:rPr>
         <w:t>）。神賜給先知以賽亞的信息，反而使聽的人心更剛硬（</w:t>
       </w:r>
-      <w:hyperlink r:id="rId26">
-        <w:r>
-          <w:rPr>
-            <w:lang w:val="zh_TW" w:bidi="zh_TW"/>
-          </w:rPr>
-          <w:rPr>
-            <w:color w:val="0000EE"/>
-            <w:u w:val="single"/>
-          </w:rPr>
-          <w:t>賽6:9–10</w:t>
-        </w:r>
-      </w:hyperlink>
+      <w:r>
+        <w:rPr>
+          <w:lang w:val="zh_TW" w:bidi="zh_TW"/>
+        </w:rPr>
+        <w:t>賽6:9–10</w:t>
+      </w:r>
       <w:r>
         <w:rPr>
           <w:lang w:val="zh_TW" w:bidi="zh_TW"/>
@@ -563,54 +479,36 @@
         </w:rPr>
         <w:t>新約聖經也有類似情況，有許多人頑梗，拒絕以信心回應有關耶穌的福音（</w:t>
       </w:r>
-      <w:hyperlink r:id="rId27">
-        <w:r>
-          <w:rPr>
-            <w:lang w:val="zh_TW" w:bidi="zh_TW"/>
-          </w:rPr>
-          <w:rPr>
-            <w:color w:val="0000EE"/>
-            <w:u w:val="single"/>
-          </w:rPr>
-          <w:t>太13:15</w:t>
-        </w:r>
-      </w:hyperlink>
+      <w:r>
+        <w:rPr>
+          <w:lang w:val="zh_TW" w:bidi="zh_TW"/>
+        </w:rPr>
+        <w:t>太13:15</w:t>
+      </w:r>
       <w:r>
         <w:rPr>
           <w:lang w:val="zh_TW" w:bidi="zh_TW"/>
         </w:rPr>
         <w:t>；</w:t>
       </w:r>
-      <w:hyperlink r:id="rId28">
-        <w:r>
-          <w:rPr>
-            <w:lang w:val="zh_TW" w:bidi="zh_TW"/>
-          </w:rPr>
-          <w:rPr>
-            <w:color w:val="0000EE"/>
-            <w:u w:val="single"/>
-          </w:rPr>
-          <w:t>約12:40</w:t>
-        </w:r>
-      </w:hyperlink>
+      <w:r>
+        <w:rPr>
+          <w:lang w:val="zh_TW" w:bidi="zh_TW"/>
+        </w:rPr>
+        <w:t>約12:40</w:t>
+      </w:r>
       <w:r>
         <w:rPr>
           <w:lang w:val="zh_TW" w:bidi="zh_TW"/>
         </w:rPr>
         <w:t>；</w:t>
       </w:r>
-      <w:hyperlink r:id="rId29">
-        <w:r>
-          <w:rPr>
-            <w:lang w:val="zh_TW" w:bidi="zh_TW"/>
-          </w:rPr>
-          <w:rPr>
-            <w:color w:val="0000EE"/>
-            <w:u w:val="single"/>
-          </w:rPr>
-          <w:t>徒28:27</w:t>
-        </w:r>
-      </w:hyperlink>
+      <w:r>
+        <w:rPr>
+          <w:lang w:val="zh_TW" w:bidi="zh_TW"/>
+        </w:rPr>
+        <w:t>徒28:27</w:t>
+      </w:r>
       <w:r>
         <w:rPr>
           <w:lang w:val="zh_TW" w:bidi="zh_TW"/>
@@ -631,120 +529,72 @@
         </w:rPr>
         <w:t>出埃及記強調神對法老的掌權，也清楚對比了兩種信仰體系：法老自以為是神，以為可以隨心所欲，但神顯明這並不正確。像所有受造之物一樣，法老的選擇是有限的。神表明，唯有祂真正獨立自主。祂是那位永恆的「我是（I Am）」（見</w:t>
       </w:r>
-      <w:hyperlink r:id="rId30">
-        <w:r>
-          <w:rPr>
-            <w:lang w:val="zh_TW" w:bidi="zh_TW"/>
-          </w:rPr>
-          <w:rPr>
-            <w:color w:val="0000EE"/>
-            <w:u w:val="single"/>
-          </w:rPr>
-          <w:t>3:6–14，</w:t>
-        </w:r>
-      </w:hyperlink>
-      <w:hyperlink r:id="rId31">
-        <w:r>
-          <w:rPr>
-            <w:lang w:val="zh_TW" w:bidi="zh_TW"/>
-          </w:rPr>
-          <w:rPr>
-            <w:color w:val="0000EE"/>
-            <w:u w:val="single"/>
-          </w:rPr>
-          <w:t>6:2–8，</w:t>
-        </w:r>
-      </w:hyperlink>
-      <w:hyperlink r:id="rId32">
-        <w:r>
-          <w:rPr>
-            <w:lang w:val="zh_TW" w:bidi="zh_TW"/>
-          </w:rPr>
-          <w:rPr>
-            <w:color w:val="0000EE"/>
-            <w:u w:val="single"/>
-          </w:rPr>
-          <w:t>20:2，</w:t>
-        </w:r>
-      </w:hyperlink>
-      <w:hyperlink r:id="rId33">
-        <w:r>
-          <w:rPr>
-            <w:lang w:val="zh_TW" w:bidi="zh_TW"/>
-          </w:rPr>
-          <w:rPr>
-            <w:color w:val="0000EE"/>
-            <w:u w:val="single"/>
-          </w:rPr>
-          <w:t>34:6–7</w:t>
-        </w:r>
-      </w:hyperlink>
+      <w:r>
+        <w:rPr>
+          <w:lang w:val="zh_TW" w:bidi="zh_TW"/>
+        </w:rPr>
+        <w:t>3:6–14，</w:t>
+      </w:r>
+      <w:r>
+        <w:rPr>
+          <w:lang w:val="zh_TW" w:bidi="zh_TW"/>
+        </w:rPr>
+        <w:t>6:2–8，</w:t>
+      </w:r>
+      <w:r>
+        <w:rPr>
+          <w:lang w:val="zh_TW" w:bidi="zh_TW"/>
+        </w:rPr>
+        <w:t>20:2，</w:t>
+      </w:r>
+      <w:r>
+        <w:rPr>
+          <w:lang w:val="zh_TW" w:bidi="zh_TW"/>
+        </w:rPr>
+        <w:t>34:6–7</w:t>
+      </w:r>
       <w:r>
         <w:rPr>
           <w:lang w:val="zh_TW" w:bidi="zh_TW"/>
         </w:rPr>
         <w:t>；</w:t>
       </w:r>
-      <w:hyperlink r:id="rId34">
-        <w:r>
-          <w:rPr>
-            <w:lang w:val="zh_TW" w:bidi="zh_TW"/>
-          </w:rPr>
-          <w:rPr>
-            <w:color w:val="0000EE"/>
-            <w:u w:val="single"/>
-          </w:rPr>
-          <w:t>賽45:3–7，</w:t>
-        </w:r>
-      </w:hyperlink>
-      <w:hyperlink r:id="rId35">
-        <w:r>
-          <w:rPr>
-            <w:lang w:val="zh_TW" w:bidi="zh_TW"/>
-          </w:rPr>
-          <w:rPr>
-            <w:color w:val="0000EE"/>
-            <w:u w:val="single"/>
-          </w:rPr>
-          <w:t>48:17</w:t>
-        </w:r>
-      </w:hyperlink>
+      <w:r>
+        <w:rPr>
+          <w:lang w:val="zh_TW" w:bidi="zh_TW"/>
+        </w:rPr>
+        <w:t>賽45:3–7，</w:t>
+      </w:r>
+      <w:r>
+        <w:rPr>
+          <w:lang w:val="zh_TW" w:bidi="zh_TW"/>
+        </w:rPr>
+        <w:t>48:17</w:t>
+      </w:r>
       <w:r>
         <w:rPr>
           <w:lang w:val="zh_TW" w:bidi="zh_TW"/>
         </w:rPr>
         <w:t>；</w:t>
       </w:r>
-      <w:hyperlink r:id="rId36">
-        <w:r>
-          <w:rPr>
-            <w:lang w:val="zh_TW" w:bidi="zh_TW"/>
-          </w:rPr>
-          <w:rPr>
-            <w:color w:val="0000EE"/>
-            <w:u w:val="single"/>
-          </w:rPr>
-          <w:t>可14:62</w:t>
-        </w:r>
-      </w:hyperlink>
+      <w:r>
+        <w:rPr>
+          <w:lang w:val="zh_TW" w:bidi="zh_TW"/>
+        </w:rPr>
+        <w:t>可14:62</w:t>
+      </w:r>
       <w:r>
         <w:rPr>
           <w:lang w:val="zh_TW" w:bidi="zh_TW"/>
         </w:rPr>
         <w:t>；</w:t>
       </w:r>
-      <w:hyperlink r:id="rId37">
-        <w:r>
-          <w:rPr>
-            <w:lang w:val="zh_TW" w:bidi="zh_TW"/>
-          </w:rPr>
-          <w:rPr>
-            <w:color w:val="0000EE"/>
-            <w:u w:val="single"/>
-          </w:rPr>
-          <w:t>約8:23–28</w:t>
-        </w:r>
-      </w:hyperlink>
+      <w:r>
+        <w:rPr>
+          <w:lang w:val="zh_TW" w:bidi="zh_TW"/>
+        </w:rPr>
+        <w:t>約8:23–28</w:t>
+      </w:r>
       <w:r>
         <w:rPr>
           <w:lang w:val="zh_TW" w:bidi="zh_TW"/>
@@ -774,462 +624,288 @@
           <w:lang w:val="zh_TW" w:bidi="zh_TW"/>
         </w:rPr>
       </w:r>
-      <w:hyperlink r:id="rId38">
-        <w:r>
-          <w:rPr>
-            <w:lang w:val="zh_TW" w:bidi="zh_TW"/>
-          </w:rPr>
-          <w:rPr>
-            <w:color w:val="0000EE"/>
-            <w:u w:val="single"/>
-          </w:rPr>
-          <w:t>創8:21</w:t>
-        </w:r>
-      </w:hyperlink>
+      <w:r>
+        <w:rPr>
+          <w:lang w:val="zh_TW" w:bidi="zh_TW"/>
+        </w:rPr>
+        <w:t>創8:21</w:t>
+      </w:r>
       <w:r>
         <w:rPr>
           <w:lang w:val="zh_TW" w:bidi="zh_TW"/>
         </w:rPr>
         <w:t>；</w:t>
       </w:r>
-      <w:hyperlink r:id="rId20">
-        <w:r>
-          <w:rPr>
-            <w:lang w:val="zh_TW" w:bidi="zh_TW"/>
-          </w:rPr>
-          <w:rPr>
-            <w:color w:val="0000EE"/>
-            <w:u w:val="single"/>
-          </w:rPr>
-          <w:t>出3:19，</w:t>
-        </w:r>
-      </w:hyperlink>
-      <w:hyperlink r:id="rId13">
-        <w:r>
-          <w:rPr>
-            <w:lang w:val="zh_TW" w:bidi="zh_TW"/>
-          </w:rPr>
-          <w:rPr>
-            <w:color w:val="0000EE"/>
-            <w:u w:val="single"/>
-          </w:rPr>
-          <w:t>4:21，</w:t>
-        </w:r>
-      </w:hyperlink>
-      <w:hyperlink r:id="rId21">
-        <w:r>
-          <w:rPr>
-            <w:lang w:val="zh_TW" w:bidi="zh_TW"/>
-          </w:rPr>
-          <w:rPr>
-            <w:color w:val="0000EE"/>
-            <w:u w:val="single"/>
-          </w:rPr>
-          <w:t>8:15</w:t>
-        </w:r>
-      </w:hyperlink>
+      <w:r>
+        <w:rPr>
+          <w:lang w:val="zh_TW" w:bidi="zh_TW"/>
+        </w:rPr>
+        <w:t>出3:19，</w:t>
+      </w:r>
+      <w:r>
+        <w:rPr>
+          <w:lang w:val="zh_TW" w:bidi="zh_TW"/>
+        </w:rPr>
+        <w:t>4:21，</w:t>
+      </w:r>
+      <w:r>
+        <w:rPr>
+          <w:lang w:val="zh_TW" w:bidi="zh_TW"/>
+        </w:rPr>
+        <w:t>8:15</w:t>
+      </w:r>
       <w:r>
         <w:rPr>
           <w:lang w:val="zh_TW" w:bidi="zh_TW"/>
         </w:rPr>
         <w:t>、</w:t>
       </w:r>
-      <w:hyperlink r:id="rId23">
-        <w:r>
-          <w:rPr>
-            <w:lang w:val="zh_TW" w:bidi="zh_TW"/>
-          </w:rPr>
-          <w:rPr>
-            <w:color w:val="0000EE"/>
-            <w:u w:val="single"/>
-          </w:rPr>
-          <w:t>19</w:t>
-        </w:r>
-      </w:hyperlink>
+      <w:r>
+        <w:rPr>
+          <w:lang w:val="zh_TW" w:bidi="zh_TW"/>
+        </w:rPr>
+        <w:t>19</w:t>
+      </w:r>
       <w:r>
         <w:rPr>
           <w:lang w:val="zh_TW" w:bidi="zh_TW"/>
         </w:rPr>
         <w:t>、</w:t>
       </w:r>
-      <w:hyperlink r:id="rId22">
-        <w:r>
-          <w:rPr>
-            <w:lang w:val="zh_TW" w:bidi="zh_TW"/>
-          </w:rPr>
-          <w:rPr>
-            <w:color w:val="0000EE"/>
-            <w:u w:val="single"/>
-          </w:rPr>
-          <w:t>32，</w:t>
-        </w:r>
-      </w:hyperlink>
-      <w:hyperlink r:id="rId14">
-        <w:r>
-          <w:rPr>
-            <w:lang w:val="zh_TW" w:bidi="zh_TW"/>
-          </w:rPr>
-          <w:rPr>
-            <w:color w:val="0000EE"/>
-            <w:u w:val="single"/>
-          </w:rPr>
-          <w:t>9:12，</w:t>
-        </w:r>
-      </w:hyperlink>
-      <w:hyperlink r:id="rId15">
-        <w:r>
-          <w:rPr>
-            <w:lang w:val="zh_TW" w:bidi="zh_TW"/>
-          </w:rPr>
-          <w:rPr>
-            <w:color w:val="0000EE"/>
-            <w:u w:val="single"/>
-          </w:rPr>
-          <w:t>10:1</w:t>
-        </w:r>
-      </w:hyperlink>
+      <w:r>
+        <w:rPr>
+          <w:lang w:val="zh_TW" w:bidi="zh_TW"/>
+        </w:rPr>
+        <w:t>32，</w:t>
+      </w:r>
+      <w:r>
+        <w:rPr>
+          <w:lang w:val="zh_TW" w:bidi="zh_TW"/>
+        </w:rPr>
+        <w:t>9:12，</w:t>
+      </w:r>
+      <w:r>
+        <w:rPr>
+          <w:lang w:val="zh_TW" w:bidi="zh_TW"/>
+        </w:rPr>
+        <w:t>10:1</w:t>
+      </w:r>
       <w:r>
         <w:rPr>
           <w:lang w:val="zh_TW" w:bidi="zh_TW"/>
         </w:rPr>
         <w:t>、</w:t>
       </w:r>
-      <w:hyperlink r:id="rId16">
-        <w:r>
-          <w:rPr>
-            <w:lang w:val="zh_TW" w:bidi="zh_TW"/>
-          </w:rPr>
-          <w:rPr>
-            <w:color w:val="0000EE"/>
-            <w:u w:val="single"/>
-          </w:rPr>
-          <w:t>20，</w:t>
-        </w:r>
-      </w:hyperlink>
-      <w:hyperlink r:id="rId17">
-        <w:r>
-          <w:rPr>
-            <w:lang w:val="zh_TW" w:bidi="zh_TW"/>
-          </w:rPr>
-          <w:rPr>
-            <w:color w:val="0000EE"/>
-            <w:u w:val="single"/>
-          </w:rPr>
-          <w:t>11:10，</w:t>
-        </w:r>
-      </w:hyperlink>
-      <w:hyperlink r:id="rId18">
-        <w:r>
-          <w:rPr>
-            <w:lang w:val="zh_TW" w:bidi="zh_TW"/>
-          </w:rPr>
-          <w:rPr>
-            <w:color w:val="0000EE"/>
-            <w:u w:val="single"/>
-          </w:rPr>
-          <w:t>14:4</w:t>
-        </w:r>
-      </w:hyperlink>
+      <w:r>
+        <w:rPr>
+          <w:lang w:val="zh_TW" w:bidi="zh_TW"/>
+        </w:rPr>
+        <w:t>20，</w:t>
+      </w:r>
+      <w:r>
+        <w:rPr>
+          <w:lang w:val="zh_TW" w:bidi="zh_TW"/>
+        </w:rPr>
+        <w:t>11:10，</w:t>
+      </w:r>
+      <w:r>
+        <w:rPr>
+          <w:lang w:val="zh_TW" w:bidi="zh_TW"/>
+        </w:rPr>
+        <w:t>14:4</w:t>
+      </w:r>
       <w:r>
         <w:rPr>
           <w:lang w:val="zh_TW" w:bidi="zh_TW"/>
         </w:rPr>
         <w:t>、</w:t>
       </w:r>
-      <w:hyperlink r:id="rId19">
-        <w:r>
-          <w:rPr>
-            <w:lang w:val="zh_TW" w:bidi="zh_TW"/>
-          </w:rPr>
-          <w:rPr>
-            <w:color w:val="0000EE"/>
-            <w:u w:val="single"/>
-          </w:rPr>
-          <w:t>8</w:t>
-        </w:r>
-      </w:hyperlink>
+      <w:r>
+        <w:rPr>
+          <w:lang w:val="zh_TW" w:bidi="zh_TW"/>
+        </w:rPr>
+        <w:t>8</w:t>
+      </w:r>
       <w:r>
         <w:rPr>
           <w:lang w:val="zh_TW" w:bidi="zh_TW"/>
         </w:rPr>
         <w:t>；</w:t>
       </w:r>
-      <w:hyperlink r:id="rId39">
-        <w:r>
-          <w:rPr>
-            <w:lang w:val="zh_TW" w:bidi="zh_TW"/>
-          </w:rPr>
-          <w:rPr>
-            <w:color w:val="0000EE"/>
-            <w:u w:val="single"/>
-          </w:rPr>
-          <w:t>書11:19–20</w:t>
-        </w:r>
-      </w:hyperlink>
+      <w:r>
+        <w:rPr>
+          <w:lang w:val="zh_TW" w:bidi="zh_TW"/>
+        </w:rPr>
+        <w:t>書11:19–20</w:t>
+      </w:r>
       <w:r>
         <w:rPr>
           <w:lang w:val="zh_TW" w:bidi="zh_TW"/>
         </w:rPr>
         <w:t>；</w:t>
       </w:r>
-      <w:hyperlink r:id="rId40">
-        <w:r>
-          <w:rPr>
-            <w:lang w:val="zh_TW" w:bidi="zh_TW"/>
-          </w:rPr>
-          <w:rPr>
-            <w:color w:val="0000EE"/>
-            <w:u w:val="single"/>
-          </w:rPr>
-          <w:t>代下36:11–13</w:t>
-        </w:r>
-      </w:hyperlink>
+      <w:r>
+        <w:rPr>
+          <w:lang w:val="zh_TW" w:bidi="zh_TW"/>
+        </w:rPr>
+        <w:t>代下36:11–13</w:t>
+      </w:r>
       <w:r>
         <w:rPr>
           <w:lang w:val="zh_TW" w:bidi="zh_TW"/>
         </w:rPr>
         <w:t>；</w:t>
       </w:r>
-      <w:hyperlink r:id="rId41">
-        <w:r>
-          <w:rPr>
-            <w:lang w:val="zh_TW" w:bidi="zh_TW"/>
-          </w:rPr>
-          <w:rPr>
-            <w:color w:val="0000EE"/>
-            <w:u w:val="single"/>
-          </w:rPr>
-          <w:t>詩95:8–11</w:t>
-        </w:r>
-      </w:hyperlink>
+      <w:r>
+        <w:rPr>
+          <w:lang w:val="zh_TW" w:bidi="zh_TW"/>
+        </w:rPr>
+        <w:t>詩95:8–11</w:t>
+      </w:r>
       <w:r>
         <w:rPr>
           <w:lang w:val="zh_TW" w:bidi="zh_TW"/>
         </w:rPr>
         <w:t>；</w:t>
       </w:r>
-      <w:hyperlink r:id="rId26">
-        <w:r>
-          <w:rPr>
-            <w:lang w:val="zh_TW" w:bidi="zh_TW"/>
-          </w:rPr>
-          <w:rPr>
-            <w:color w:val="0000EE"/>
-            <w:u w:val="single"/>
-          </w:rPr>
-          <w:t>賽6:9–10</w:t>
-        </w:r>
-      </w:hyperlink>
+      <w:r>
+        <w:rPr>
+          <w:lang w:val="zh_TW" w:bidi="zh_TW"/>
+        </w:rPr>
+        <w:t>賽6:9–10</w:t>
+      </w:r>
       <w:r>
         <w:rPr>
           <w:lang w:val="zh_TW" w:bidi="zh_TW"/>
         </w:rPr>
         <w:t>；</w:t>
       </w:r>
-      <w:hyperlink r:id="rId42">
-        <w:r>
-          <w:rPr>
-            <w:lang w:val="zh_TW" w:bidi="zh_TW"/>
-          </w:rPr>
-          <w:rPr>
-            <w:color w:val="0000EE"/>
-            <w:u w:val="single"/>
-          </w:rPr>
-          <w:t>結11:18–21，</w:t>
-        </w:r>
-      </w:hyperlink>
-      <w:hyperlink r:id="rId43">
-        <w:r>
-          <w:rPr>
-            <w:lang w:val="zh_TW" w:bidi="zh_TW"/>
-          </w:rPr>
-          <w:rPr>
-            <w:color w:val="0000EE"/>
-            <w:u w:val="single"/>
-          </w:rPr>
-          <w:t>36:22–27</w:t>
-        </w:r>
-      </w:hyperlink>
+      <w:r>
+        <w:rPr>
+          <w:lang w:val="zh_TW" w:bidi="zh_TW"/>
+        </w:rPr>
+        <w:t>結11:18–21，</w:t>
+      </w:r>
+      <w:r>
+        <w:rPr>
+          <w:lang w:val="zh_TW" w:bidi="zh_TW"/>
+        </w:rPr>
+        <w:t>36:22–27</w:t>
+      </w:r>
       <w:r>
         <w:rPr>
           <w:lang w:val="zh_TW" w:bidi="zh_TW"/>
         </w:rPr>
         <w:t>；</w:t>
       </w:r>
-      <w:hyperlink r:id="rId44">
-        <w:r>
-          <w:rPr>
-            <w:lang w:val="zh_TW" w:bidi="zh_TW"/>
-          </w:rPr>
-          <w:rPr>
-            <w:color w:val="0000EE"/>
-            <w:u w:val="single"/>
-          </w:rPr>
-          <w:t>太12:34–35，</w:t>
-        </w:r>
-      </w:hyperlink>
-      <w:hyperlink r:id="rId45">
-        <w:r>
-          <w:rPr>
-            <w:lang w:val="zh_TW" w:bidi="zh_TW"/>
-          </w:rPr>
-          <w:rPr>
-            <w:color w:val="0000EE"/>
-            <w:u w:val="single"/>
-          </w:rPr>
-          <w:t>13:10–17</w:t>
-        </w:r>
-      </w:hyperlink>
+      <w:r>
+        <w:rPr>
+          <w:lang w:val="zh_TW" w:bidi="zh_TW"/>
+        </w:rPr>
+        <w:t>太12:34–35，</w:t>
+      </w:r>
+      <w:r>
+        <w:rPr>
+          <w:lang w:val="zh_TW" w:bidi="zh_TW"/>
+        </w:rPr>
+        <w:t>13:10–17</w:t>
+      </w:r>
       <w:r>
         <w:rPr>
           <w:lang w:val="zh_TW" w:bidi="zh_TW"/>
         </w:rPr>
         <w:t>；</w:t>
       </w:r>
-      <w:hyperlink r:id="rId46">
-        <w:r>
-          <w:rPr>
-            <w:lang w:val="zh_TW" w:bidi="zh_TW"/>
-          </w:rPr>
-          <w:rPr>
-            <w:color w:val="0000EE"/>
-            <w:u w:val="single"/>
-          </w:rPr>
-          <w:t>路8:4–15</w:t>
-        </w:r>
-      </w:hyperlink>
+      <w:r>
+        <w:rPr>
+          <w:lang w:val="zh_TW" w:bidi="zh_TW"/>
+        </w:rPr>
+        <w:t>路8:4–15</w:t>
+      </w:r>
       <w:r>
         <w:rPr>
           <w:lang w:val="zh_TW" w:bidi="zh_TW"/>
         </w:rPr>
         <w:t>；</w:t>
       </w:r>
-      <w:hyperlink r:id="rId47">
-        <w:r>
-          <w:rPr>
-            <w:lang w:val="zh_TW" w:bidi="zh_TW"/>
-          </w:rPr>
-          <w:rPr>
-            <w:color w:val="0000EE"/>
-            <w:u w:val="single"/>
-          </w:rPr>
-          <w:t>約12:37–40</w:t>
-        </w:r>
-      </w:hyperlink>
+      <w:r>
+        <w:rPr>
+          <w:lang w:val="zh_TW" w:bidi="zh_TW"/>
+        </w:rPr>
+        <w:t>約12:37–40</w:t>
+      </w:r>
       <w:r>
         <w:rPr>
           <w:lang w:val="zh_TW" w:bidi="zh_TW"/>
         </w:rPr>
         <w:t>；</w:t>
       </w:r>
-      <w:hyperlink r:id="rId48">
-        <w:r>
-          <w:rPr>
-            <w:lang w:val="zh_TW" w:bidi="zh_TW"/>
-          </w:rPr>
-          <w:rPr>
-            <w:color w:val="0000EE"/>
-            <w:u w:val="single"/>
-          </w:rPr>
-          <w:t>徒28:23–28</w:t>
-        </w:r>
-      </w:hyperlink>
+      <w:r>
+        <w:rPr>
+          <w:lang w:val="zh_TW" w:bidi="zh_TW"/>
+        </w:rPr>
+        <w:t>徒28:23–28</w:t>
+      </w:r>
       <w:r>
         <w:rPr>
           <w:lang w:val="zh_TW" w:bidi="zh_TW"/>
         </w:rPr>
         <w:t>；</w:t>
       </w:r>
-      <w:hyperlink r:id="rId49">
-        <w:r>
-          <w:rPr>
-            <w:lang w:val="zh_TW" w:bidi="zh_TW"/>
-          </w:rPr>
-          <w:rPr>
-            <w:color w:val="0000EE"/>
-            <w:u w:val="single"/>
-          </w:rPr>
-          <w:t>羅2:14–16，</w:t>
-        </w:r>
-      </w:hyperlink>
-      <w:hyperlink r:id="rId50">
-        <w:r>
-          <w:rPr>
-            <w:lang w:val="zh_TW" w:bidi="zh_TW"/>
-          </w:rPr>
-          <w:rPr>
-            <w:color w:val="0000EE"/>
-            <w:u w:val="single"/>
-          </w:rPr>
-          <w:t>11:7–12</w:t>
-        </w:r>
-      </w:hyperlink>
+      <w:r>
+        <w:rPr>
+          <w:lang w:val="zh_TW" w:bidi="zh_TW"/>
+        </w:rPr>
+        <w:t>羅2:14–16，</w:t>
+      </w:r>
+      <w:r>
+        <w:rPr>
+          <w:lang w:val="zh_TW" w:bidi="zh_TW"/>
+        </w:rPr>
+        <w:t>11:7–12</w:t>
+      </w:r>
       <w:r>
         <w:rPr>
           <w:lang w:val="zh_TW" w:bidi="zh_TW"/>
         </w:rPr>
         <w:t>；</w:t>
       </w:r>
-      <w:hyperlink r:id="rId51">
-        <w:r>
-          <w:rPr>
-            <w:lang w:val="zh_TW" w:bidi="zh_TW"/>
-          </w:rPr>
-          <w:rPr>
-            <w:color w:val="0000EE"/>
-            <w:u w:val="single"/>
-          </w:rPr>
-          <w:t>林後3:13–18</w:t>
-        </w:r>
-      </w:hyperlink>
+      <w:r>
+        <w:rPr>
+          <w:lang w:val="zh_TW" w:bidi="zh_TW"/>
+        </w:rPr>
+        <w:t>林後3:13–18</w:t>
+      </w:r>
       <w:r>
         <w:rPr>
           <w:lang w:val="zh_TW" w:bidi="zh_TW"/>
         </w:rPr>
         <w:t>；</w:t>
       </w:r>
-      <w:hyperlink r:id="rId52">
-        <w:r>
-          <w:rPr>
-            <w:lang w:val="zh_TW" w:bidi="zh_TW"/>
-          </w:rPr>
-          <w:rPr>
-            <w:color w:val="0000EE"/>
-            <w:u w:val="single"/>
-          </w:rPr>
-          <w:t>弗4:17–24</w:t>
-        </w:r>
-      </w:hyperlink>
+      <w:r>
+        <w:rPr>
+          <w:lang w:val="zh_TW" w:bidi="zh_TW"/>
+        </w:rPr>
+        <w:t>弗4:17–24</w:t>
+      </w:r>
       <w:r>
         <w:rPr>
           <w:lang w:val="zh_TW" w:bidi="zh_TW"/>
         </w:rPr>
         <w:t>；</w:t>
       </w:r>
-      <w:hyperlink r:id="rId53">
-        <w:r>
-          <w:rPr>
-            <w:lang w:val="zh_TW" w:bidi="zh_TW"/>
-          </w:rPr>
-          <w:rPr>
-            <w:color w:val="0000EE"/>
-            <w:u w:val="single"/>
-          </w:rPr>
-          <w:t>來3:6–19，</w:t>
-        </w:r>
-      </w:hyperlink>
-      <w:hyperlink r:id="rId54">
-        <w:r>
-          <w:rPr>
-            <w:lang w:val="zh_TW" w:bidi="zh_TW"/>
-          </w:rPr>
-          <w:rPr>
-            <w:color w:val="0000EE"/>
-            <w:u w:val="single"/>
-          </w:rPr>
-          <w:t>6:4–8</w:t>
-        </w:r>
-      </w:hyperlink>
+      <w:r>
+        <w:rPr>
+          <w:lang w:val="zh_TW" w:bidi="zh_TW"/>
+        </w:rPr>
+        <w:t>來3:6–19，</w:t>
+      </w:r>
+      <w:r>
+        <w:rPr>
+          <w:lang w:val="zh_TW" w:bidi="zh_TW"/>
+        </w:rPr>
+        <w:t>6:4–8</w:t>
+      </w:r>
       <w:r>
         <w:rPr>
           <w:lang w:val="zh_TW" w:bidi="zh_TW"/>
